--- a/exp1/stimlists-by-Nan/instructions_Tan2025.docx
+++ b/exp1/stimlists-by-Nan/instructions_Tan2025.docx
@@ -2,6 +2,7 @@
 <file path=word/document.xml><?xml version="1.0" encoding="utf-8"?>
 <w:document xmlns:wpc="http://schemas.microsoft.com/office/word/2010/wordprocessingCanvas" xmlns:cx="http://schemas.microsoft.com/office/drawing/2014/chartex" xmlns:cx1="http://schemas.microsoft.com/office/drawing/2015/9/8/chartex" xmlns:cx2="http://schemas.microsoft.com/office/drawing/2015/10/21/chartex" xmlns:cx3="http://schemas.microsoft.com/office/drawing/2016/5/9/chartex" xmlns:cx4="http://schemas.microsoft.com/office/drawing/2016/5/10/chartex" xmlns:cx5="http://schemas.microsoft.com/office/drawing/2016/5/11/chartex" xmlns:cx6="http://schemas.microsoft.com/office/drawing/2016/5/12/chartex" xmlns:cx7="http://schemas.microsoft.com/office/drawing/2016/5/13/chartex" xmlns:cx8="http://schemas.microsoft.com/office/drawing/2016/5/14/chartex" xmlns:mc="http://schemas.openxmlformats.org/markup-compatibility/2006" xmlns:aink="http://schemas.microsoft.com/office/drawing/2016/ink" xmlns:am3d="http://schemas.microsoft.com/office/drawing/2017/model3d" xmlns:o="urn:schemas-microsoft-com:office:office" xmlns:oel="http://schemas.microsoft.com/office/2019/extlst" xmlns:r="http://schemas.openxmlformats.org/officeDocument/2006/relationships" xmlns:m="http://schemas.openxmlformats.org/officeDocument/2006/math" xmlns:v="urn:schemas-microsoft-com:vml" xmlns:wp14="http://schemas.microsoft.com/office/word/2010/wordprocessingDrawing" xmlns:wp="http://schemas.openxmlformats.org/drawingml/2006/wordprocessingDrawing" xmlns:w10="urn:schemas-microsoft-com:office:word" xmlns:w="http://schemas.openxmlformats.org/wordprocessingml/2006/main" xmlns:w14="http://schemas.microsoft.com/office/word/2010/wordml" xmlns:w15="http://schemas.microsoft.com/office/word/2012/wordml" xmlns:w16cex="http://schemas.microsoft.com/office/word/2018/wordml/cex" xmlns:w16cid="http://schemas.microsoft.com/office/word/2016/wordml/cid" xmlns:w16="http://schemas.microsoft.com/office/word/2018/wordml" xmlns:w16du="http://schemas.microsoft.com/office/word/2023/wordml/word16du" xmlns:w16sdtdh="http://schemas.microsoft.com/office/word/2020/wordml/sdtdatahash" xmlns:w16sdtfl="http://schemas.microsoft.com/office/word/2024/wordml/sdtformatlock" xmlns:w16se="http://schemas.microsoft.com/office/word/2015/wordml/symex" xmlns:wpg="http://schemas.microsoft.com/office/word/2010/wordprocessingGroup" xmlns:wpi="http://schemas.microsoft.com/office/word/2010/wordprocessingInk" xmlns:wne="http://schemas.microsoft.com/office/word/2006/wordml" xmlns:wps="http://schemas.microsoft.com/office/word/2010/wordprocessingShape" mc:Ignorable="w14 w15 w16se w16cid w16 w16cex w16sdtdh w16sdtfl w16du wp14">
   <w:body>
+    <w:p/>
     <w:p>
       <w:pPr>
         <w:pStyle w:val="Heading1"/>
@@ -10,33 +11,16 @@
         <w:rPr>
           <w:rFonts w:hint="eastAsia"/>
         </w:rPr>
-        <w:t>Ours</w:t>
-      </w:r>
-    </w:p>
-    <w:p/>
-    <w:p>
-      <w:pPr>
-        <w:rPr>
-          <w:rFonts w:hint="eastAsia"/>
-        </w:rPr>
-      </w:pPr>
-    </w:p>
-    <w:p>
-      <w:pPr>
-        <w:pStyle w:val="Heading1"/>
-        <w:rPr>
-          <w:rFonts w:hint="eastAsia"/>
-        </w:rPr>
-      </w:pPr>
-      <w:r>
-        <w:rPr>
-          <w:rFonts w:hint="eastAsia"/>
-        </w:rPr>
         <w:t>Tan2025</w:t>
       </w:r>
     </w:p>
     <w:p>
       <w:pPr>
+        <w:pStyle w:val="ListParagraph"/>
+        <w:numPr>
+          <w:ilvl w:val="0"/>
+          <w:numId w:val="1"/>
+        </w:numPr>
         <w:spacing w:before="100" w:beforeAutospacing="1" w:after="100" w:afterAutospacing="1" w:line="240" w:lineRule="auto"/>
         <w:outlineLvl w:val="2"/>
         <w:rPr>
@@ -71,7 +55,6 @@
           <w14:ligatures w14:val="none"/>
         </w:rPr>
       </w:pPr>
-      <w:proofErr w:type="spellStart"/>
       <w:r>
         <w:rPr>
           <w:rFonts w:ascii="Courier New" w:eastAsia="Times New Roman" w:hAnsi="Courier New" w:cs="Courier New"/>
@@ -84,7 +67,6 @@
         </w:rPr>
         <w:t>instruction_experiment</w:t>
       </w:r>
-      <w:proofErr w:type="spellEnd"/>
       <w:r>
         <w:rPr>
           <w:rFonts w:ascii="Times New Roman" w:eastAsia="Times New Roman" w:hAnsi="Times New Roman" w:cs="Times New Roman"/>
@@ -123,7 +105,6 @@
           <w14:ligatures w14:val="none"/>
         </w:rPr>
       </w:pPr>
-      <w:proofErr w:type="spellStart"/>
       <w:r>
         <w:rPr>
           <w:rFonts w:ascii="Courier New" w:eastAsia="Times New Roman" w:hAnsi="Courier New" w:cs="Courier New"/>
@@ -136,7 +117,6 @@
         </w:rPr>
         <w:t>instruction_experiment</w:t>
       </w:r>
-      <w:proofErr w:type="spellEnd"/>
       <w:r>
         <w:rPr>
           <w:rFonts w:ascii="Times New Roman" w:eastAsia="Times New Roman" w:hAnsi="Times New Roman" w:cs="Times New Roman"/>
@@ -175,7 +155,6 @@
           <w14:ligatures w14:val="none"/>
         </w:rPr>
       </w:pPr>
-      <w:proofErr w:type="spellStart"/>
       <w:r>
         <w:rPr>
           <w:rFonts w:ascii="Courier New" w:eastAsia="Times New Roman" w:hAnsi="Courier New" w:cs="Courier New"/>
@@ -188,7 +167,6 @@
         </w:rPr>
         <w:t>instruction_test</w:t>
       </w:r>
-      <w:proofErr w:type="spellEnd"/>
       <w:r>
         <w:rPr>
           <w:rFonts w:ascii="Times New Roman" w:eastAsia="Times New Roman" w:hAnsi="Times New Roman" w:cs="Times New Roman"/>
@@ -235,57 +213,55 @@
         </w:rPr>
         <w:t xml:space="preserve">Your task is to decide which of two words displayed the speaker said by clicking on it. </w:t>
       </w:r>
-      <w:r>
-        <w:rPr>
-          <w:rFonts w:ascii="Times New Roman" w:eastAsia="Times New Roman" w:hAnsi="Times New Roman" w:cs="Times New Roman"/>
-          <w:b/>
-          <w:bCs/>
-          <w:kern w:val="0"/>
-          <w14:ligatures w14:val="none"/>
-        </w:rPr>
-        <w:t xml:space="preserve">Listen </w:t>
-      </w:r>
-      <w:proofErr w:type="gramStart"/>
-      <w:r>
-        <w:rPr>
-          <w:rFonts w:ascii="Times New Roman" w:eastAsia="Times New Roman" w:hAnsi="Times New Roman" w:cs="Times New Roman"/>
-          <w:b/>
-          <w:bCs/>
-          <w:kern w:val="0"/>
-          <w14:ligatures w14:val="none"/>
-        </w:rPr>
-        <w:t>carefully, and</w:t>
-      </w:r>
-      <w:proofErr w:type="gramEnd"/>
-      <w:r>
-        <w:rPr>
-          <w:rFonts w:ascii="Times New Roman" w:eastAsia="Times New Roman" w:hAnsi="Times New Roman" w:cs="Times New Roman"/>
-          <w:b/>
-          <w:bCs/>
-          <w:kern w:val="0"/>
-          <w14:ligatures w14:val="none"/>
-        </w:rPr>
-        <w:t xml:space="preserve"> answer as quickly and accurately as possible.</w:t>
-      </w:r>
-      <w:r>
-        <w:rPr>
-          <w:rFonts w:ascii="Times New Roman" w:eastAsia="Times New Roman" w:hAnsi="Times New Roman" w:cs="Times New Roman"/>
-          <w:kern w:val="0"/>
-          <w14:ligatures w14:val="none"/>
-        </w:rPr>
-        <w:t xml:space="preserve"> You might feel that recordings are repeated as many of the recordings differ only in rather subtle ways.</w:t>
-      </w:r>
-    </w:p>
-    <w:p>
-      <w:pPr>
-        <w:spacing w:before="100" w:beforeAutospacing="1" w:after="100" w:afterAutospacing="1" w:line="240" w:lineRule="auto"/>
-        <w:rPr>
-          <w:rFonts w:ascii="Times New Roman" w:eastAsia="Times New Roman" w:hAnsi="Times New Roman" w:cs="Times New Roman"/>
-          <w:kern w:val="0"/>
-          <w14:ligatures w14:val="none"/>
-        </w:rPr>
-      </w:pPr>
-      <w:proofErr w:type="spellStart"/>
+      <w:commentRangeStart w:id="0"/>
+      <w:r>
+        <w:rPr>
+          <w:rFonts w:ascii="Times New Roman" w:eastAsia="Times New Roman" w:hAnsi="Times New Roman" w:cs="Times New Roman"/>
+          <w:b/>
+          <w:bCs/>
+          <w:kern w:val="0"/>
+          <w14:ligatures w14:val="none"/>
+        </w:rPr>
+        <w:t>Listen carefully, and answer as quickly and accurately as possible.</w:t>
+      </w:r>
+      <w:r>
+        <w:rPr>
+          <w:rFonts w:ascii="Times New Roman" w:eastAsia="Times New Roman" w:hAnsi="Times New Roman" w:cs="Times New Roman"/>
+          <w:kern w:val="0"/>
+          <w14:ligatures w14:val="none"/>
+        </w:rPr>
+        <w:t xml:space="preserve"> </w:t>
+      </w:r>
+      <w:commentRangeEnd w:id="0"/>
+      <w:r>
+        <w:rPr>
+          <w:rStyle w:val="CommentReference"/>
+          <w:rFonts w:ascii="Times New Roman" w:eastAsia="Times New Roman" w:hAnsi="Times New Roman" w:cs="Times New Roman"/>
+          <w:kern w:val="0"/>
+          <w:sz w:val="24"/>
+          <w:szCs w:val="24"/>
+          <w14:ligatures w14:val="none"/>
+        </w:rPr>
+        <w:commentReference w:id="0"/>
+      </w:r>
+      <w:r>
+        <w:rPr>
+          <w:rFonts w:ascii="Times New Roman" w:eastAsia="Times New Roman" w:hAnsi="Times New Roman" w:cs="Times New Roman"/>
+          <w:kern w:val="0"/>
+          <w14:ligatures w14:val="none"/>
+        </w:rPr>
+        <w:t>You might feel that recordings are repeated as many of the recordings differ only in rather subtle ways.</w:t>
+      </w:r>
+    </w:p>
+    <w:p>
+      <w:pPr>
+        <w:spacing w:before="100" w:beforeAutospacing="1" w:after="100" w:afterAutospacing="1" w:line="240" w:lineRule="auto"/>
+        <w:rPr>
+          <w:rFonts w:ascii="Times New Roman" w:eastAsia="Times New Roman" w:hAnsi="Times New Roman" w:cs="Times New Roman"/>
+          <w:kern w:val="0"/>
+          <w14:ligatures w14:val="none"/>
+        </w:rPr>
+      </w:pPr>
       <w:r>
         <w:rPr>
           <w:rFonts w:ascii="Courier New" w:eastAsia="Times New Roman" w:hAnsi="Courier New" w:cs="Courier New"/>
@@ -298,7 +274,6 @@
         </w:rPr>
         <w:t>instruction_exposure</w:t>
       </w:r>
-      <w:proofErr w:type="spellEnd"/>
       <w:r>
         <w:rPr>
           <w:rFonts w:ascii="Times New Roman" w:eastAsia="Times New Roman" w:hAnsi="Times New Roman" w:cs="Times New Roman"/>
@@ -345,87 +320,35 @@
           <w:kern w:val="0"/>
           <w14:ligatures w14:val="none"/>
         </w:rPr>
-        <w:t xml:space="preserve">Listen </w:t>
-      </w:r>
-      <w:proofErr w:type="gramStart"/>
-      <w:r>
-        <w:rPr>
-          <w:rFonts w:ascii="Times New Roman" w:eastAsia="Times New Roman" w:hAnsi="Times New Roman" w:cs="Times New Roman"/>
-          <w:b/>
-          <w:bCs/>
-          <w:kern w:val="0"/>
-          <w14:ligatures w14:val="none"/>
-        </w:rPr>
-        <w:t>carefully, and</w:t>
-      </w:r>
-      <w:proofErr w:type="gramEnd"/>
-      <w:r>
-        <w:rPr>
-          <w:rFonts w:ascii="Times New Roman" w:eastAsia="Times New Roman" w:hAnsi="Times New Roman" w:cs="Times New Roman"/>
-          <w:b/>
-          <w:bCs/>
-          <w:kern w:val="0"/>
-          <w14:ligatures w14:val="none"/>
-        </w:rPr>
-        <w:t xml:space="preserve"> answer as quickly and accurately as possible.</w:t>
-      </w:r>
-    </w:p>
-    <w:p>
-      <w:pPr>
-        <w:spacing w:before="100" w:beforeAutospacing="1" w:after="100" w:afterAutospacing="1" w:line="240" w:lineRule="auto"/>
-        <w:rPr>
-          <w:rFonts w:ascii="Times New Roman" w:eastAsia="Times New Roman" w:hAnsi="Times New Roman" w:cs="Times New Roman"/>
-          <w:kern w:val="0"/>
-          <w14:ligatures w14:val="none"/>
-        </w:rPr>
-      </w:pPr>
-      <w:r>
-        <w:rPr>
-          <w:rFonts w:ascii="Times New Roman" w:eastAsia="Times New Roman" w:hAnsi="Times New Roman" w:cs="Times New Roman"/>
-          <w:b/>
-          <w:bCs/>
-          <w:kern w:val="0"/>
-          <w14:ligatures w14:val="none"/>
-        </w:rPr>
-        <w:t xml:space="preserve">You will receive feedback after each response you </w:t>
-      </w:r>
-      <w:proofErr w:type="gramStart"/>
-      <w:r>
-        <w:rPr>
-          <w:rFonts w:ascii="Times New Roman" w:eastAsia="Times New Roman" w:hAnsi="Times New Roman" w:cs="Times New Roman"/>
-          <w:b/>
-          <w:bCs/>
-          <w:kern w:val="0"/>
-          <w14:ligatures w14:val="none"/>
-        </w:rPr>
-        <w:t>provide:</w:t>
-      </w:r>
-      <w:proofErr w:type="gramEnd"/>
-      <w:r>
-        <w:rPr>
-          <w:rFonts w:ascii="Times New Roman" w:eastAsia="Times New Roman" w:hAnsi="Times New Roman" w:cs="Times New Roman"/>
-          <w:kern w:val="0"/>
-          <w14:ligatures w14:val="none"/>
-        </w:rPr>
-        <w:t xml:space="preserve"> all but the correct word will be removed from the screen, and you will hear the recording of this word again. If you answered incorrectly, the correct word </w:t>
-      </w:r>
-      <w:proofErr w:type="gramStart"/>
-      <w:r>
-        <w:rPr>
-          <w:rFonts w:ascii="Times New Roman" w:eastAsia="Times New Roman" w:hAnsi="Times New Roman" w:cs="Times New Roman"/>
-          <w:kern w:val="0"/>
-          <w14:ligatures w14:val="none"/>
-        </w:rPr>
-        <w:t>will</w:t>
-      </w:r>
-      <w:proofErr w:type="gramEnd"/>
-      <w:r>
-        <w:rPr>
-          <w:rFonts w:ascii="Times New Roman" w:eastAsia="Times New Roman" w:hAnsi="Times New Roman" w:cs="Times New Roman"/>
-          <w:kern w:val="0"/>
-          <w14:ligatures w14:val="none"/>
-        </w:rPr>
-        <w:t xml:space="preserve"> blink for a few seconds before the recording will be played again.</w:t>
+        <w:t>Listen carefully, and answer as quickly and accurately as possible.</w:t>
+      </w:r>
+    </w:p>
+    <w:p>
+      <w:pPr>
+        <w:spacing w:before="100" w:beforeAutospacing="1" w:after="100" w:afterAutospacing="1" w:line="240" w:lineRule="auto"/>
+        <w:rPr>
+          <w:rFonts w:ascii="Times New Roman" w:eastAsia="Times New Roman" w:hAnsi="Times New Roman" w:cs="Times New Roman"/>
+          <w:kern w:val="0"/>
+          <w14:ligatures w14:val="none"/>
+        </w:rPr>
+      </w:pPr>
+      <w:r>
+        <w:rPr>
+          <w:rFonts w:ascii="Times New Roman" w:eastAsia="Times New Roman" w:hAnsi="Times New Roman" w:cs="Times New Roman"/>
+          <w:b/>
+          <w:bCs/>
+          <w:kern w:val="0"/>
+          <w14:ligatures w14:val="none"/>
+        </w:rPr>
+        <w:t>You will receive feedback after each response you provide:</w:t>
+      </w:r>
+      <w:r>
+        <w:rPr>
+          <w:rFonts w:ascii="Times New Roman" w:eastAsia="Times New Roman" w:hAnsi="Times New Roman" w:cs="Times New Roman"/>
+          <w:kern w:val="0"/>
+          <w14:ligatures w14:val="none"/>
+        </w:rPr>
+        <w:t xml:space="preserve"> all but the correct word will be removed from the screen, and you will hear the recording of this word again. If you answered incorrectly, the correct word will blink for a few seconds before the recording will be played again.</w:t>
       </w:r>
     </w:p>
     <w:p>
@@ -461,28 +384,18 @@
           <w:kern w:val="0"/>
           <w14:ligatures w14:val="none"/>
         </w:rPr>
-        <w:t xml:space="preserve"> (most participants </w:t>
-      </w:r>
-      <w:r>
-        <w:rPr>
-          <w:rFonts w:ascii="Times New Roman" w:eastAsia="Times New Roman" w:hAnsi="Times New Roman" w:cs="Times New Roman"/>
-          <w:kern w:val="0"/>
-          <w14:ligatures w14:val="none"/>
-        </w:rPr>
-        <w:lastRenderedPageBreak/>
-        <w:t>need a few hundred trials). We appreciate your patience and attention, which helps us learn about how the brain understands speech.</w:t>
-      </w:r>
-    </w:p>
-    <w:p>
-      <w:pPr>
-        <w:spacing w:before="100" w:beforeAutospacing="1" w:after="100" w:afterAutospacing="1" w:line="240" w:lineRule="auto"/>
-        <w:rPr>
-          <w:rFonts w:ascii="Times New Roman" w:eastAsia="Times New Roman" w:hAnsi="Times New Roman" w:cs="Times New Roman"/>
-          <w:kern w:val="0"/>
-          <w14:ligatures w14:val="none"/>
-        </w:rPr>
-      </w:pPr>
-      <w:proofErr w:type="spellStart"/>
+        <w:t xml:space="preserve"> (most participants need a few hundred trials). We appreciate your patience and attention, which helps us learn about how the brain understands speech.</w:t>
+      </w:r>
+    </w:p>
+    <w:p>
+      <w:pPr>
+        <w:spacing w:before="100" w:beforeAutospacing="1" w:after="100" w:afterAutospacing="1" w:line="240" w:lineRule="auto"/>
+        <w:rPr>
+          <w:rFonts w:ascii="Times New Roman" w:eastAsia="Times New Roman" w:hAnsi="Times New Roman" w:cs="Times New Roman"/>
+          <w:kern w:val="0"/>
+          <w14:ligatures w14:val="none"/>
+        </w:rPr>
+      </w:pPr>
       <w:r>
         <w:rPr>
           <w:rFonts w:ascii="Courier New" w:eastAsia="Times New Roman" w:hAnsi="Courier New" w:cs="Courier New"/>
@@ -495,7 +408,6 @@
         </w:rPr>
         <w:t>instruction_test</w:t>
       </w:r>
-      <w:proofErr w:type="spellEnd"/>
       <w:r>
         <w:rPr>
           <w:rFonts w:ascii="Times New Roman" w:eastAsia="Times New Roman" w:hAnsi="Times New Roman" w:cs="Times New Roman"/>
@@ -524,6 +436,7 @@
           <w:kern w:val="0"/>
           <w14:ligatures w14:val="none"/>
         </w:rPr>
+        <w:lastRenderedPageBreak/>
         <w:t>Test phase</w:t>
       </w:r>
       <w:r>
@@ -570,29 +483,7 @@
           <w:kern w:val="0"/>
           <w14:ligatures w14:val="none"/>
         </w:rPr>
-        <w:t xml:space="preserve">Listen </w:t>
-      </w:r>
-      <w:proofErr w:type="gramStart"/>
-      <w:r>
-        <w:rPr>
-          <w:rFonts w:ascii="Times New Roman" w:eastAsia="Times New Roman" w:hAnsi="Times New Roman" w:cs="Times New Roman"/>
-          <w:b/>
-          <w:bCs/>
-          <w:kern w:val="0"/>
-          <w14:ligatures w14:val="none"/>
-        </w:rPr>
-        <w:t>carefully, and</w:t>
-      </w:r>
-      <w:proofErr w:type="gramEnd"/>
-      <w:r>
-        <w:rPr>
-          <w:rFonts w:ascii="Times New Roman" w:eastAsia="Times New Roman" w:hAnsi="Times New Roman" w:cs="Times New Roman"/>
-          <w:b/>
-          <w:bCs/>
-          <w:kern w:val="0"/>
-          <w14:ligatures w14:val="none"/>
-        </w:rPr>
-        <w:t xml:space="preserve"> answer as quickly and accurately as possible.</w:t>
+        <w:t>Listen carefully, and answer as quickly and accurately as possible.</w:t>
       </w:r>
       <w:r>
         <w:rPr>
@@ -612,7 +503,6 @@
           <w14:ligatures w14:val="none"/>
         </w:rPr>
       </w:pPr>
-      <w:proofErr w:type="spellStart"/>
       <w:r>
         <w:rPr>
           <w:rFonts w:ascii="Courier New" w:eastAsia="Times New Roman" w:hAnsi="Courier New" w:cs="Courier New"/>
@@ -625,7 +515,6 @@
         </w:rPr>
         <w:t>instruction_payment</w:t>
       </w:r>
-      <w:proofErr w:type="spellEnd"/>
       <w:r>
         <w:rPr>
           <w:rFonts w:ascii="Times New Roman" w:eastAsia="Times New Roman" w:hAnsi="Times New Roman" w:cs="Times New Roman"/>
@@ -652,25 +541,7 @@
           <w:kern w:val="0"/>
           <w14:ligatures w14:val="none"/>
         </w:rPr>
-        <w:t xml:space="preserve">The experiment will take [duration] minutes to </w:t>
-      </w:r>
-      <w:proofErr w:type="gramStart"/>
-      <w:r>
-        <w:rPr>
-          <w:rFonts w:ascii="Times New Roman" w:eastAsia="Times New Roman" w:hAnsi="Times New Roman" w:cs="Times New Roman"/>
-          <w:kern w:val="0"/>
-          <w14:ligatures w14:val="none"/>
-        </w:rPr>
-        <w:t>complete</w:t>
-      </w:r>
-      <w:proofErr w:type="gramEnd"/>
-      <w:r>
-        <w:rPr>
-          <w:rFonts w:ascii="Times New Roman" w:eastAsia="Times New Roman" w:hAnsi="Times New Roman" w:cs="Times New Roman"/>
-          <w:kern w:val="0"/>
-          <w14:ligatures w14:val="none"/>
-        </w:rPr>
-        <w:t xml:space="preserve"> and you will be paid [payment].</w:t>
+        <w:t>The experiment will take [duration] minutes to complete and you will be paid [payment].</w:t>
       </w:r>
     </w:p>
     <w:p>
@@ -693,6 +564,21 @@
     </w:p>
     <w:p>
       <w:pPr>
+        <w:spacing w:before="100" w:beforeAutospacing="1" w:after="100" w:afterAutospacing="1" w:line="240" w:lineRule="auto"/>
+        <w:rPr>
+          <w:rFonts w:ascii="Times New Roman" w:eastAsia="Times New Roman" w:hAnsi="Times New Roman" w:cs="Times New Roman"/>
+          <w:kern w:val="0"/>
+          <w14:ligatures w14:val="none"/>
+        </w:rPr>
+      </w:pPr>
+    </w:p>
+    <w:p>
+      <w:pPr>
+        <w:pStyle w:val="ListParagraph"/>
+        <w:numPr>
+          <w:ilvl w:val="0"/>
+          <w:numId w:val="1"/>
+        </w:numPr>
         <w:spacing w:before="100" w:beforeAutospacing="1" w:after="100" w:afterAutospacing="1" w:line="240" w:lineRule="auto"/>
         <w:outlineLvl w:val="2"/>
         <w:rPr>
@@ -753,25 +639,7 @@
           <w:kern w:val="0"/>
           <w14:ligatures w14:val="none"/>
         </w:rPr>
-        <w:t xml:space="preserve">Thank you for your interest in our study! This HIT is a psychology experiment about how people understand speech. You will listen to recorded </w:t>
-      </w:r>
-      <w:proofErr w:type="gramStart"/>
-      <w:r>
-        <w:rPr>
-          <w:rFonts w:ascii="Times New Roman" w:eastAsia="Times New Roman" w:hAnsi="Times New Roman" w:cs="Times New Roman"/>
-          <w:kern w:val="0"/>
-          <w14:ligatures w14:val="none"/>
-        </w:rPr>
-        <w:t>speech, and</w:t>
-      </w:r>
-      <w:proofErr w:type="gramEnd"/>
-      <w:r>
-        <w:rPr>
-          <w:rFonts w:ascii="Times New Roman" w:eastAsia="Times New Roman" w:hAnsi="Times New Roman" w:cs="Times New Roman"/>
-          <w:kern w:val="0"/>
-          <w14:ligatures w14:val="none"/>
-        </w:rPr>
-        <w:t xml:space="preserve"> press a button on the keyboard to tell us what you heard.</w:t>
+        <w:t>Thank you for your interest in our study! This HIT is a psychology experiment about how people understand speech. You will listen to recorded speech, and press a button on the keyboard to tell us what you heard.</w:t>
       </w:r>
     </w:p>
     <w:p>
@@ -885,36 +753,19 @@
           <w:kern w:val="0"/>
           <w14:ligatures w14:val="none"/>
         </w:rPr>
-        <w:t xml:space="preserve"> </w:t>
-      </w:r>
-      <w:proofErr w:type="gramStart"/>
-      <w:r>
-        <w:rPr>
-          <w:rFonts w:ascii="Times New Roman" w:eastAsia="Times New Roman" w:hAnsi="Times New Roman" w:cs="Times New Roman"/>
-          <w:kern w:val="0"/>
-          <w14:ligatures w14:val="none"/>
-        </w:rPr>
-        <w:t>Otherwise</w:t>
-      </w:r>
-      <w:proofErr w:type="gramEnd"/>
-      <w:r>
-        <w:rPr>
-          <w:rFonts w:ascii="Times New Roman" w:eastAsia="Times New Roman" w:hAnsi="Times New Roman" w:cs="Times New Roman"/>
-          <w:kern w:val="0"/>
-          <w14:ligatures w14:val="none"/>
-        </w:rPr>
-        <w:t xml:space="preserve"> your responses may invalidate our results.</w:t>
-      </w:r>
-    </w:p>
-    <w:p>
-      <w:pPr>
-        <w:spacing w:before="100" w:beforeAutospacing="1" w:after="100" w:afterAutospacing="1" w:line="240" w:lineRule="auto"/>
-        <w:rPr>
-          <w:rFonts w:ascii="Times New Roman" w:eastAsia="Times New Roman" w:hAnsi="Times New Roman" w:cs="Times New Roman"/>
-          <w:kern w:val="0"/>
-          <w14:ligatures w14:val="none"/>
-        </w:rPr>
-      </w:pPr>
+        <w:t xml:space="preserve"> Otherwise your responses may invalidate our results.</w:t>
+      </w:r>
+    </w:p>
+    <w:p>
+      <w:pPr>
+        <w:spacing w:before="100" w:beforeAutospacing="1" w:after="100" w:afterAutospacing="1" w:line="240" w:lineRule="auto"/>
+        <w:rPr>
+          <w:rFonts w:ascii="Times New Roman" w:eastAsia="Times New Roman" w:hAnsi="Times New Roman" w:cs="Times New Roman"/>
+          <w:kern w:val="0"/>
+          <w14:ligatures w14:val="none"/>
+        </w:rPr>
+      </w:pPr>
+      <w:commentRangeStart w:id="1"/>
       <w:r>
         <w:rPr>
           <w:rFonts w:ascii="Times New Roman" w:eastAsia="Times New Roman" w:hAnsi="Times New Roman" w:cs="Times New Roman"/>
@@ -933,6 +784,18 @@
         </w:rPr>
         <w:t xml:space="preserve"> I am wearing headphones and I am using a mouse.</w:t>
       </w:r>
+      <w:commentRangeEnd w:id="1"/>
+      <w:r>
+        <w:rPr>
+          <w:rStyle w:val="CommentReference"/>
+          <w:rFonts w:ascii="Times New Roman" w:eastAsia="Times New Roman" w:hAnsi="Times New Roman" w:cs="Times New Roman"/>
+          <w:kern w:val="0"/>
+          <w:sz w:val="24"/>
+          <w:szCs w:val="24"/>
+          <w14:ligatures w14:val="none"/>
+        </w:rPr>
+        <w:commentReference w:id="1"/>
+      </w:r>
     </w:p>
     <w:p>
       <w:pPr>
@@ -969,7 +832,6 @@
           <w:kern w:val="0"/>
           <w14:ligatures w14:val="none"/>
         </w:rPr>
-        <w:lastRenderedPageBreak/>
         <w:t xml:space="preserve">You must be a native speaker of American English. </w:t>
       </w:r>
       <w:r>
@@ -980,29 +842,7 @@
           <w:kern w:val="0"/>
           <w14:ligatures w14:val="none"/>
         </w:rPr>
-        <w:t xml:space="preserve">If you have not spent almost </w:t>
-      </w:r>
-      <w:proofErr w:type="gramStart"/>
-      <w:r>
-        <w:rPr>
-          <w:rFonts w:ascii="Times New Roman" w:eastAsia="Times New Roman" w:hAnsi="Times New Roman" w:cs="Times New Roman"/>
-          <w:b/>
-          <w:bCs/>
-          <w:kern w:val="0"/>
-          <w14:ligatures w14:val="none"/>
-        </w:rPr>
-        <w:t>all of</w:t>
-      </w:r>
-      <w:proofErr w:type="gramEnd"/>
-      <w:r>
-        <w:rPr>
-          <w:rFonts w:ascii="Times New Roman" w:eastAsia="Times New Roman" w:hAnsi="Times New Roman" w:cs="Times New Roman"/>
-          <w:b/>
-          <w:bCs/>
-          <w:kern w:val="0"/>
-          <w14:ligatures w14:val="none"/>
-        </w:rPr>
-        <w:t xml:space="preserve"> your time until the age of 10 speaking English and living in the United States, you cannot participate.</w:t>
+        <w:t>If you have not spent almost all of your time until the age of 10 speaking English and living in the United States, you cannot participate.</w:t>
       </w:r>
     </w:p>
     <w:p>
@@ -1050,6 +890,7 @@
           <w:kern w:val="0"/>
           <w14:ligatures w14:val="none"/>
         </w:rPr>
+        <w:lastRenderedPageBreak/>
         <w:t>Environment requirements:</w:t>
       </w:r>
     </w:p>
@@ -1144,79 +985,25 @@
           <w:kern w:val="0"/>
           <w14:ligatures w14:val="none"/>
         </w:rPr>
-        <w:t xml:space="preserve"> If you are sharing an account with other </w:t>
-      </w:r>
-      <w:proofErr w:type="spellStart"/>
-      <w:r>
-        <w:rPr>
-          <w:rFonts w:ascii="Times New Roman" w:eastAsia="Times New Roman" w:hAnsi="Times New Roman" w:cs="Times New Roman"/>
-          <w:kern w:val="0"/>
-          <w14:ligatures w14:val="none"/>
-        </w:rPr>
-        <w:t>MTurkers</w:t>
-      </w:r>
-      <w:proofErr w:type="spellEnd"/>
-      <w:r>
-        <w:rPr>
-          <w:rFonts w:ascii="Times New Roman" w:eastAsia="Times New Roman" w:hAnsi="Times New Roman" w:cs="Times New Roman"/>
-          <w:kern w:val="0"/>
-          <w14:ligatures w14:val="none"/>
-        </w:rPr>
-        <w:t xml:space="preserve"> who have taken this experiment, please make sure that they have not yet taken this experiment. We cannot use data from reloaded or repeated </w:t>
-      </w:r>
-      <w:proofErr w:type="gramStart"/>
-      <w:r>
-        <w:rPr>
-          <w:rFonts w:ascii="Times New Roman" w:eastAsia="Times New Roman" w:hAnsi="Times New Roman" w:cs="Times New Roman"/>
-          <w:kern w:val="0"/>
-          <w14:ligatures w14:val="none"/>
-        </w:rPr>
-        <w:t>HITs, and</w:t>
-      </w:r>
-      <w:proofErr w:type="gramEnd"/>
-      <w:r>
-        <w:rPr>
-          <w:rFonts w:ascii="Times New Roman" w:eastAsia="Times New Roman" w:hAnsi="Times New Roman" w:cs="Times New Roman"/>
-          <w:kern w:val="0"/>
-          <w14:ligatures w14:val="none"/>
-        </w:rPr>
-        <w:t xml:space="preserve"> won't be able to approve your work.</w:t>
-      </w:r>
-    </w:p>
-    <w:p>
-      <w:pPr>
-        <w:spacing w:before="100" w:beforeAutospacing="1" w:after="100" w:afterAutospacing="1" w:line="240" w:lineRule="auto"/>
-        <w:rPr>
-          <w:rFonts w:ascii="Times New Roman" w:eastAsia="Times New Roman" w:hAnsi="Times New Roman" w:cs="Times New Roman"/>
-          <w:kern w:val="0"/>
-          <w14:ligatures w14:val="none"/>
-        </w:rPr>
-      </w:pPr>
-      <w:r>
-        <w:rPr>
-          <w:rFonts w:ascii="Times New Roman" w:eastAsia="Times New Roman" w:hAnsi="Times New Roman" w:cs="Times New Roman"/>
-          <w:kern w:val="0"/>
-          <w14:ligatures w14:val="none"/>
-        </w:rPr>
-        <w:t xml:space="preserve">We use cookies and </w:t>
-      </w:r>
-      <w:proofErr w:type="spellStart"/>
-      <w:r>
-        <w:rPr>
-          <w:rFonts w:ascii="Times New Roman" w:eastAsia="Times New Roman" w:hAnsi="Times New Roman" w:cs="Times New Roman"/>
-          <w:kern w:val="0"/>
-          <w14:ligatures w14:val="none"/>
-        </w:rPr>
-        <w:t>MTurk</w:t>
-      </w:r>
-      <w:proofErr w:type="spellEnd"/>
-      <w:r>
-        <w:rPr>
-          <w:rFonts w:ascii="Times New Roman" w:eastAsia="Times New Roman" w:hAnsi="Times New Roman" w:cs="Times New Roman"/>
-          <w:kern w:val="0"/>
-          <w14:ligatures w14:val="none"/>
-        </w:rPr>
-        <w:t xml:space="preserve"> qualifications to make it easy for you to recognize whether you have taken this experiment previously. If you accept our cookies and do not delete them, this should prevent you from accidentally taking the experiment more than once.</w:t>
+        <w:t xml:space="preserve"> If you are sharing an account with other MTurkers who have taken this experiment, please make sure that they have not yet taken this experiment. We cannot use data from reloaded or repeated HITs, and won't be able to approve your work.</w:t>
+      </w:r>
+    </w:p>
+    <w:p>
+      <w:pPr>
+        <w:spacing w:before="100" w:beforeAutospacing="1" w:after="100" w:afterAutospacing="1" w:line="240" w:lineRule="auto"/>
+        <w:rPr>
+          <w:rFonts w:ascii="Times New Roman" w:eastAsia="Times New Roman" w:hAnsi="Times New Roman" w:cs="Times New Roman"/>
+          <w:kern w:val="0"/>
+          <w14:ligatures w14:val="none"/>
+        </w:rPr>
+      </w:pPr>
+      <w:r>
+        <w:rPr>
+          <w:rFonts w:ascii="Times New Roman" w:eastAsia="Times New Roman" w:hAnsi="Times New Roman" w:cs="Times New Roman"/>
+          <w:kern w:val="0"/>
+          <w14:ligatures w14:val="none"/>
+        </w:rPr>
+        <w:t>We use cookies and MTurk qualifications to make it easy for you to recognize whether you have taken this experiment previously. If you accept our cookies and do not delete them, this should prevent you from accidentally taking the experiment more than once.</w:t>
       </w:r>
     </w:p>
     <w:p>
@@ -1466,7 +1253,6 @@
           <w:kern w:val="0"/>
           <w14:ligatures w14:val="none"/>
         </w:rPr>
-        <w:lastRenderedPageBreak/>
         <w:t>Checkbox:</w:t>
       </w:r>
       <w:r>
@@ -1515,9 +1301,16 @@
           <w:kern w:val="0"/>
           <w14:ligatures w14:val="none"/>
         </w:rPr>
-        <w:t xml:space="preserve">(content = </w:t>
-      </w:r>
-      <w:proofErr w:type="spellStart"/>
+        <w:t>(content = instruction_experiment above)</w:t>
+      </w:r>
+      <w:r>
+        <w:rPr>
+          <w:rFonts w:ascii="Times New Roman" w:eastAsia="Times New Roman" w:hAnsi="Times New Roman" w:cs="Times New Roman"/>
+          <w:kern w:val="0"/>
+          <w14:ligatures w14:val="none"/>
+        </w:rPr>
+        <w:t xml:space="preserve"> </w:t>
+      </w:r>
       <w:r>
         <w:rPr>
           <w:rFonts w:ascii="Times New Roman" w:eastAsia="Times New Roman" w:hAnsi="Times New Roman" w:cs="Times New Roman"/>
@@ -1526,9 +1319,47 @@
           <w:kern w:val="0"/>
           <w14:ligatures w14:val="none"/>
         </w:rPr>
-        <w:t>instruction_experiment</w:t>
-      </w:r>
-      <w:proofErr w:type="spellEnd"/>
+        <w:t>Checkbox:</w:t>
+      </w:r>
+      <w:r>
+        <w:rPr>
+          <w:rFonts w:ascii="Times New Roman" w:eastAsia="Times New Roman" w:hAnsi="Times New Roman" w:cs="Times New Roman"/>
+          <w:kern w:val="0"/>
+          <w14:ligatures w14:val="none"/>
+        </w:rPr>
+        <w:t xml:space="preserve"> I have read and understood the instructions.</w:t>
+      </w:r>
+    </w:p>
+    <w:p>
+      <w:pPr>
+        <w:spacing w:before="100" w:beforeAutospacing="1" w:after="100" w:afterAutospacing="1" w:line="240" w:lineRule="auto"/>
+        <w:rPr>
+          <w:rFonts w:ascii="Times New Roman" w:eastAsia="Times New Roman" w:hAnsi="Times New Roman" w:cs="Times New Roman"/>
+          <w:kern w:val="0"/>
+          <w14:ligatures w14:val="none"/>
+        </w:rPr>
+      </w:pPr>
+      <w:r>
+        <w:rPr>
+          <w:rFonts w:ascii="Times New Roman" w:eastAsia="Times New Roman" w:hAnsi="Times New Roman" w:cs="Times New Roman"/>
+          <w:b/>
+          <w:bCs/>
+          <w:kern w:val="0"/>
+          <w14:ligatures w14:val="none"/>
+        </w:rPr>
+        <w:lastRenderedPageBreak/>
+        <w:t>Informed consent:</w:t>
+      </w:r>
+    </w:p>
+    <w:p>
+      <w:pPr>
+        <w:spacing w:before="100" w:beforeAutospacing="1" w:after="100" w:afterAutospacing="1" w:line="240" w:lineRule="auto"/>
+        <w:rPr>
+          <w:rFonts w:ascii="Times New Roman" w:eastAsia="Times New Roman" w:hAnsi="Times New Roman" w:cs="Times New Roman"/>
+          <w:kern w:val="0"/>
+          <w14:ligatures w14:val="none"/>
+        </w:rPr>
+      </w:pPr>
       <w:r>
         <w:rPr>
           <w:rFonts w:ascii="Times New Roman" w:eastAsia="Times New Roman" w:hAnsi="Times New Roman" w:cs="Times New Roman"/>
@@ -1537,24 +1368,6 @@
           <w:kern w:val="0"/>
           <w14:ligatures w14:val="none"/>
         </w:rPr>
-        <w:t xml:space="preserve"> above)</w:t>
-      </w:r>
-      <w:r>
-        <w:rPr>
-          <w:rFonts w:ascii="Times New Roman" w:eastAsia="Times New Roman" w:hAnsi="Times New Roman" w:cs="Times New Roman"/>
-          <w:kern w:val="0"/>
-          <w14:ligatures w14:val="none"/>
-        </w:rPr>
-        <w:t xml:space="preserve"> </w:t>
-      </w:r>
-      <w:r>
-        <w:rPr>
-          <w:rFonts w:ascii="Times New Roman" w:eastAsia="Times New Roman" w:hAnsi="Times New Roman" w:cs="Times New Roman"/>
-          <w:i/>
-          <w:iCs/>
-          <w:kern w:val="0"/>
-          <w14:ligatures w14:val="none"/>
-        </w:rPr>
         <w:t>Checkbox:</w:t>
       </w:r>
       <w:r>
@@ -1563,54 +1376,6 @@
           <w:kern w:val="0"/>
           <w14:ligatures w14:val="none"/>
         </w:rPr>
-        <w:t xml:space="preserve"> I have read and understood the instructions.</w:t>
-      </w:r>
-    </w:p>
-    <w:p>
-      <w:pPr>
-        <w:spacing w:before="100" w:beforeAutospacing="1" w:after="100" w:afterAutospacing="1" w:line="240" w:lineRule="auto"/>
-        <w:rPr>
-          <w:rFonts w:ascii="Times New Roman" w:eastAsia="Times New Roman" w:hAnsi="Times New Roman" w:cs="Times New Roman"/>
-          <w:kern w:val="0"/>
-          <w14:ligatures w14:val="none"/>
-        </w:rPr>
-      </w:pPr>
-      <w:r>
-        <w:rPr>
-          <w:rFonts w:ascii="Times New Roman" w:eastAsia="Times New Roman" w:hAnsi="Times New Roman" w:cs="Times New Roman"/>
-          <w:b/>
-          <w:bCs/>
-          <w:kern w:val="0"/>
-          <w14:ligatures w14:val="none"/>
-        </w:rPr>
-        <w:t>Informed consent:</w:t>
-      </w:r>
-    </w:p>
-    <w:p>
-      <w:pPr>
-        <w:spacing w:before="100" w:beforeAutospacing="1" w:after="100" w:afterAutospacing="1" w:line="240" w:lineRule="auto"/>
-        <w:rPr>
-          <w:rFonts w:ascii="Times New Roman" w:eastAsia="Times New Roman" w:hAnsi="Times New Roman" w:cs="Times New Roman"/>
-          <w:kern w:val="0"/>
-          <w14:ligatures w14:val="none"/>
-        </w:rPr>
-      </w:pPr>
-      <w:r>
-        <w:rPr>
-          <w:rFonts w:ascii="Times New Roman" w:eastAsia="Times New Roman" w:hAnsi="Times New Roman" w:cs="Times New Roman"/>
-          <w:i/>
-          <w:iCs/>
-          <w:kern w:val="0"/>
-          <w14:ligatures w14:val="none"/>
-        </w:rPr>
-        <w:t>Checkbox:</w:t>
-      </w:r>
-      <w:r>
-        <w:rPr>
-          <w:rFonts w:ascii="Times New Roman" w:eastAsia="Times New Roman" w:hAnsi="Times New Roman" w:cs="Times New Roman"/>
-          <w:kern w:val="0"/>
-          <w14:ligatures w14:val="none"/>
-        </w:rPr>
         <w:t xml:space="preserve"> I consent to participating in this experiment</w:t>
       </w:r>
     </w:p>
@@ -1649,25 +1414,7 @@
           <w:kern w:val="0"/>
           <w14:ligatures w14:val="none"/>
         </w:rPr>
-        <w:t xml:space="preserve">Sometimes it can happen that technical difficulties cause experimental scripts to freeze so that you will not be able to submit a HIT. We are trying our best to avoid these problems. Should they nevertheless occur, we urge you to (1) take a screen shot of your browser window, (2) if you know how to also take a screen shot of your </w:t>
-      </w:r>
-      <w:proofErr w:type="spellStart"/>
-      <w:r>
-        <w:rPr>
-          <w:rFonts w:ascii="Times New Roman" w:eastAsia="Times New Roman" w:hAnsi="Times New Roman" w:cs="Times New Roman"/>
-          <w:kern w:val="0"/>
-          <w14:ligatures w14:val="none"/>
-        </w:rPr>
-        <w:t>Javascript</w:t>
-      </w:r>
-      <w:proofErr w:type="spellEnd"/>
-      <w:r>
-        <w:rPr>
-          <w:rFonts w:ascii="Times New Roman" w:eastAsia="Times New Roman" w:hAnsi="Times New Roman" w:cs="Times New Roman"/>
-          <w:kern w:val="0"/>
-          <w14:ligatures w14:val="none"/>
-        </w:rPr>
-        <w:t xml:space="preserve"> console, and (3) email us this information along with the HIT ID and your worker ID.</w:t>
+        <w:t>Sometimes it can happen that technical difficulties cause experimental scripts to freeze so that you will not be able to submit a HIT. We are trying our best to avoid these problems. Should they nevertheless occur, we urge you to (1) take a screen shot of your browser window, (2) if you know how to also take a screen shot of your Javascript console, and (3) email us this information along with the HIT ID and your worker ID.</w:t>
       </w:r>
     </w:p>
     <w:p>
@@ -1730,25 +1477,7 @@
           <w:kern w:val="0"/>
           <w14:ligatures w14:val="none"/>
         </w:rPr>
-        <w:t xml:space="preserve">Before you begin the experiment, we need to pre-load the audio files </w:t>
-      </w:r>
-      <w:proofErr w:type="gramStart"/>
-      <w:r>
-        <w:rPr>
-          <w:rFonts w:ascii="Times New Roman" w:eastAsia="Times New Roman" w:hAnsi="Times New Roman" w:cs="Times New Roman"/>
-          <w:kern w:val="0"/>
-          <w14:ligatures w14:val="none"/>
-        </w:rPr>
-        <w:t>now</w:t>
-      </w:r>
-      <w:proofErr w:type="gramEnd"/>
-      <w:r>
-        <w:rPr>
-          <w:rFonts w:ascii="Times New Roman" w:eastAsia="Times New Roman" w:hAnsi="Times New Roman" w:cs="Times New Roman"/>
-          <w:kern w:val="0"/>
-          <w14:ligatures w14:val="none"/>
-        </w:rPr>
-        <w:t xml:space="preserve"> so they don't cause interruptions during the rest of the experiment.</w:t>
+        <w:t>Before you begin the experiment, we need to pre-load the audio files now so they don't cause interruptions during the rest of the experiment.</w:t>
       </w:r>
     </w:p>
     <w:p>
@@ -1778,6 +1507,195 @@
     </w:sectPr>
   </w:body>
 </w:document>
+</file>
+
+<file path=word/comments.xml><?xml version="1.0" encoding="utf-8"?>
+<w:comments xmlns:wpc="http://schemas.microsoft.com/office/word/2010/wordprocessingCanvas" xmlns:cx="http://schemas.microsoft.com/office/drawing/2014/chartex" xmlns:cx1="http://schemas.microsoft.com/office/drawing/2015/9/8/chartex" xmlns:cx2="http://schemas.microsoft.com/office/drawing/2015/10/21/chartex" xmlns:cx3="http://schemas.microsoft.com/office/drawing/2016/5/9/chartex" xmlns:cx4="http://schemas.microsoft.com/office/drawing/2016/5/10/chartex" xmlns:cx5="http://schemas.microsoft.com/office/drawing/2016/5/11/chartex" xmlns:cx6="http://schemas.microsoft.com/office/drawing/2016/5/12/chartex" xmlns:cx7="http://schemas.microsoft.com/office/drawing/2016/5/13/chartex" xmlns:cx8="http://schemas.microsoft.com/office/drawing/2016/5/14/chartex" xmlns:mc="http://schemas.openxmlformats.org/markup-compatibility/2006" xmlns:aink="http://schemas.microsoft.com/office/drawing/2016/ink" xmlns:am3d="http://schemas.microsoft.com/office/drawing/2017/model3d" xmlns:o="urn:schemas-microsoft-com:office:office" xmlns:oel="http://schemas.microsoft.com/office/2019/extlst" xmlns:r="http://schemas.openxmlformats.org/officeDocument/2006/relationships" xmlns:m="http://schemas.openxmlformats.org/officeDocument/2006/math" xmlns:v="urn:schemas-microsoft-com:vml" xmlns:wp14="http://schemas.microsoft.com/office/word/2010/wordprocessingDrawing" xmlns:wp="http://schemas.openxmlformats.org/drawingml/2006/wordprocessingDrawing" xmlns:w10="urn:schemas-microsoft-com:office:word" xmlns:w="http://schemas.openxmlformats.org/wordprocessingml/2006/main" xmlns:w14="http://schemas.microsoft.com/office/word/2010/wordml" xmlns:w15="http://schemas.microsoft.com/office/word/2012/wordml" xmlns:w16cex="http://schemas.microsoft.com/office/word/2018/wordml/cex" xmlns:w16cid="http://schemas.microsoft.com/office/word/2016/wordml/cid" xmlns:w16="http://schemas.microsoft.com/office/word/2018/wordml" xmlns:w16du="http://schemas.microsoft.com/office/word/2023/wordml/word16du" xmlns:w16sdtdh="http://schemas.microsoft.com/office/word/2020/wordml/sdtdatahash" xmlns:w16sdtfl="http://schemas.microsoft.com/office/word/2024/wordml/sdtformatlock" xmlns:w16se="http://schemas.microsoft.com/office/word/2015/wordml/symex" xmlns:wpg="http://schemas.microsoft.com/office/word/2010/wordprocessingGroup" xmlns:wpi="http://schemas.microsoft.com/office/word/2010/wordprocessingInk" xmlns:wne="http://schemas.microsoft.com/office/word/2006/wordml" xmlns:wps="http://schemas.microsoft.com/office/word/2010/wordprocessingShape" mc:Ignorable="w14 w15 w16se w16cid w16 w16cex w16sdtdh w16sdtfl w16du wp14">
+  <w:comment w:id="0" w:author="Wang, Nan" w:date="2026-06-08T15:32:00Z" w:initials="WN">
+    <w:p>
+      <w:r>
+        <w:rPr>
+          <w:rStyle w:val="CommentReference"/>
+        </w:rPr>
+        <w:annotationRef/>
+      </w:r>
+      <w:r>
+        <w:rPr>
+          <w:sz w:val="20"/>
+          <w:szCs w:val="20"/>
+        </w:rPr>
+        <w:t>only in test</w:t>
+      </w:r>
+    </w:p>
+  </w:comment>
+  <w:comment w:id="1" w:author="Wang, Nan" w:date="2026-06-08T15:32:00Z" w:initials="WN">
+    <w:p>
+      <w:r>
+        <w:rPr>
+          <w:rStyle w:val="CommentReference"/>
+        </w:rPr>
+        <w:annotationRef/>
+      </w:r>
+      <w:r>
+        <w:rPr>
+          <w:sz w:val="20"/>
+          <w:szCs w:val="20"/>
+        </w:rPr>
+        <w:t>requirements</w:t>
+      </w:r>
+    </w:p>
+  </w:comment>
+</w:comments>
+</file>
+
+<file path=word/commentsExtended.xml><?xml version="1.0" encoding="utf-8"?>
+<w15:commentsEx xmlns:wpc="http://schemas.microsoft.com/office/word/2010/wordprocessingCanvas" xmlns:cx="http://schemas.microsoft.com/office/drawing/2014/chartex" xmlns:cx1="http://schemas.microsoft.com/office/drawing/2015/9/8/chartex" xmlns:cx2="http://schemas.microsoft.com/office/drawing/2015/10/21/chartex" xmlns:cx3="http://schemas.microsoft.com/office/drawing/2016/5/9/chartex" xmlns:cx4="http://schemas.microsoft.com/office/drawing/2016/5/10/chartex" xmlns:cx5="http://schemas.microsoft.com/office/drawing/2016/5/11/chartex" xmlns:cx6="http://schemas.microsoft.com/office/drawing/2016/5/12/chartex" xmlns:cx7="http://schemas.microsoft.com/office/drawing/2016/5/13/chartex" xmlns:cx8="http://schemas.microsoft.com/office/drawing/2016/5/14/chartex" xmlns:mc="http://schemas.openxmlformats.org/markup-compatibility/2006" xmlns:aink="http://schemas.microsoft.com/office/drawing/2016/ink" xmlns:am3d="http://schemas.microsoft.com/office/drawing/2017/model3d" xmlns:o="urn:schemas-microsoft-com:office:office" xmlns:oel="http://schemas.microsoft.com/office/2019/extlst" xmlns:r="http://schemas.openxmlformats.org/officeDocument/2006/relationships" xmlns:m="http://schemas.openxmlformats.org/officeDocument/2006/math" xmlns:v="urn:schemas-microsoft-com:vml" xmlns:wp14="http://schemas.microsoft.com/office/word/2010/wordprocessingDrawing" xmlns:wp="http://schemas.openxmlformats.org/drawingml/2006/wordprocessingDrawing" xmlns:w10="urn:schemas-microsoft-com:office:word" xmlns:w="http://schemas.openxmlformats.org/wordprocessingml/2006/main" xmlns:w14="http://schemas.microsoft.com/office/word/2010/wordml" xmlns:w15="http://schemas.microsoft.com/office/word/2012/wordml" xmlns:w16cex="http://schemas.microsoft.com/office/word/2018/wordml/cex" xmlns:w16cid="http://schemas.microsoft.com/office/word/2016/wordml/cid" xmlns:w16="http://schemas.microsoft.com/office/word/2018/wordml" xmlns:w16du="http://schemas.microsoft.com/office/word/2023/wordml/word16du" xmlns:w16sdtdh="http://schemas.microsoft.com/office/word/2020/wordml/sdtdatahash" xmlns:w16sdtfl="http://schemas.microsoft.com/office/word/2024/wordml/sdtformatlock" xmlns:w16se="http://schemas.microsoft.com/office/word/2015/wordml/symex" xmlns:wpg="http://schemas.microsoft.com/office/word/2010/wordprocessingGroup" xmlns:wpi="http://schemas.microsoft.com/office/word/2010/wordprocessingInk" xmlns:wne="http://schemas.microsoft.com/office/word/2006/wordml" xmlns:wps="http://schemas.microsoft.com/office/word/2010/wordprocessingShape" mc:Ignorable="w14 w15 w16se w16cid w16 w16cex w16sdtdh w16sdtfl w16du wp14">
+  <w15:commentEx w15:paraId="12C1C739" w15:done="0"/>
+  <w15:commentEx w15:paraId="31838979" w15:done="0"/>
+</w15:commentsEx>
+</file>
+
+<file path=word/commentsExtensible.xml><?xml version="1.0" encoding="utf-8"?>
+<w16cex:commentsExtensible xmlns:wpc="http://schemas.microsoft.com/office/word/2010/wordprocessingCanvas" xmlns:cx="http://schemas.microsoft.com/office/drawing/2014/chartex" xmlns:cx1="http://schemas.microsoft.com/office/drawing/2015/9/8/chartex" xmlns:cx2="http://schemas.microsoft.com/office/drawing/2015/10/21/chartex" xmlns:cx3="http://schemas.microsoft.com/office/drawing/2016/5/9/chartex" xmlns:cx4="http://schemas.microsoft.com/office/drawing/2016/5/10/chartex" xmlns:cx5="http://schemas.microsoft.com/office/drawing/2016/5/11/chartex" xmlns:cx6="http://schemas.microsoft.com/office/drawing/2016/5/12/chartex" xmlns:cx7="http://schemas.microsoft.com/office/drawing/2016/5/13/chartex" xmlns:cx8="http://schemas.microsoft.com/office/drawing/2016/5/14/chartex" xmlns:cr="http://schemas.microsoft.com/office/comments/2020/reactions" xmlns:mc="http://schemas.openxmlformats.org/markup-compatibility/2006" xmlns:aink="http://schemas.microsoft.com/office/drawing/2016/ink" xmlns:am3d="http://schemas.microsoft.com/office/drawing/2017/model3d" xmlns:o="urn:schemas-microsoft-com:office:office" xmlns:oel="http://schemas.microsoft.com/office/2019/extlst" xmlns:r="http://schemas.openxmlformats.org/officeDocument/2006/relationships" xmlns:m="http://schemas.openxmlformats.org/officeDocument/2006/math" xmlns:v="urn:schemas-microsoft-com:vml" xmlns:wp14="http://schemas.microsoft.com/office/word/2010/wordprocessingDrawing" xmlns:wp="http://schemas.openxmlformats.org/drawingml/2006/wordprocessingDrawing" xmlns:w10="urn:schemas-microsoft-com:office:word" xmlns:w="http://schemas.openxmlformats.org/wordprocessingml/2006/main" xmlns:w14="http://schemas.microsoft.com/office/word/2010/wordml" xmlns:w15="http://schemas.microsoft.com/office/word/2012/wordml" xmlns:w16cex="http://schemas.microsoft.com/office/word/2018/wordml/cex" xmlns:w16cid="http://schemas.microsoft.com/office/word/2016/wordml/cid" xmlns:w16="http://schemas.microsoft.com/office/word/2018/wordml" xmlns:w16du="http://schemas.microsoft.com/office/word/2023/wordml/word16du" xmlns:w16sdtdh="http://schemas.microsoft.com/office/word/2020/wordml/sdtdatahash" xmlns:w16sdtfl="http://schemas.microsoft.com/office/word/2024/wordml/sdtformatlock" xmlns:w16se="http://schemas.microsoft.com/office/word/2015/wordml/symex" xmlns:wpg="http://schemas.microsoft.com/office/word/2010/wordprocessingGroup" xmlns:wpi="http://schemas.microsoft.com/office/word/2010/wordprocessingInk" xmlns:wne="http://schemas.microsoft.com/office/word/2006/wordml" xmlns:wps="http://schemas.microsoft.com/office/word/2010/wordprocessingShape" mc:Ignorable="w14 w15 w16se w16cid w16 w16cex w16sdtdh w16sdtfl cr w16du wp14">
+  <w16cex:commentExtensible w16cex:durableId="1950343D" w16cex:dateUtc="2026-06-08T19:32:00Z"/>
+  <w16cex:commentExtensible w16cex:durableId="01D15ECD" w16cex:dateUtc="2026-06-08T19:32:00Z"/>
+</w16cex:commentsExtensible>
+</file>
+
+<file path=word/commentsIds.xml><?xml version="1.0" encoding="utf-8"?>
+<w16cid:commentsIds xmlns:wpc="http://schemas.microsoft.com/office/word/2010/wordprocessingCanvas" xmlns:cx="http://schemas.microsoft.com/office/drawing/2014/chartex" xmlns:cx1="http://schemas.microsoft.com/office/drawing/2015/9/8/chartex" xmlns:cx2="http://schemas.microsoft.com/office/drawing/2015/10/21/chartex" xmlns:cx3="http://schemas.microsoft.com/office/drawing/2016/5/9/chartex" xmlns:cx4="http://schemas.microsoft.com/office/drawing/2016/5/10/chartex" xmlns:cx5="http://schemas.microsoft.com/office/drawing/2016/5/11/chartex" xmlns:cx6="http://schemas.microsoft.com/office/drawing/2016/5/12/chartex" xmlns:cx7="http://schemas.microsoft.com/office/drawing/2016/5/13/chartex" xmlns:cx8="http://schemas.microsoft.com/office/drawing/2016/5/14/chartex" xmlns:mc="http://schemas.openxmlformats.org/markup-compatibility/2006" xmlns:aink="http://schemas.microsoft.com/office/drawing/2016/ink" xmlns:am3d="http://schemas.microsoft.com/office/drawing/2017/model3d" xmlns:o="urn:schemas-microsoft-com:office:office" xmlns:oel="http://schemas.microsoft.com/office/2019/extlst" xmlns:r="http://schemas.openxmlformats.org/officeDocument/2006/relationships" xmlns:m="http://schemas.openxmlformats.org/officeDocument/2006/math" xmlns:v="urn:schemas-microsoft-com:vml" xmlns:wp14="http://schemas.microsoft.com/office/word/2010/wordprocessingDrawing" xmlns:wp="http://schemas.openxmlformats.org/drawingml/2006/wordprocessingDrawing" xmlns:w10="urn:schemas-microsoft-com:office:word" xmlns:w="http://schemas.openxmlformats.org/wordprocessingml/2006/main" xmlns:w14="http://schemas.microsoft.com/office/word/2010/wordml" xmlns:w15="http://schemas.microsoft.com/office/word/2012/wordml" xmlns:w16cex="http://schemas.microsoft.com/office/word/2018/wordml/cex" xmlns:w16cid="http://schemas.microsoft.com/office/word/2016/wordml/cid" xmlns:w16="http://schemas.microsoft.com/office/word/2018/wordml" xmlns:w16du="http://schemas.microsoft.com/office/word/2023/wordml/word16du" xmlns:w16sdtdh="http://schemas.microsoft.com/office/word/2020/wordml/sdtdatahash" xmlns:w16sdtfl="http://schemas.microsoft.com/office/word/2024/wordml/sdtformatlock" xmlns:w16se="http://schemas.microsoft.com/office/word/2015/wordml/symex" xmlns:wpg="http://schemas.microsoft.com/office/word/2010/wordprocessingGroup" xmlns:wpi="http://schemas.microsoft.com/office/word/2010/wordprocessingInk" xmlns:wne="http://schemas.microsoft.com/office/word/2006/wordml" xmlns:wps="http://schemas.microsoft.com/office/word/2010/wordprocessingShape" mc:Ignorable="w14 w15 w16se w16cid w16 w16cex w16sdtdh w16sdtfl w16du wp14">
+  <w16cid:commentId w16cid:paraId="12C1C739" w16cid:durableId="1950343D"/>
+  <w16cid:commentId w16cid:paraId="31838979" w16cid:durableId="01D15ECD"/>
+</w16cid:commentsIds>
+</file>
+
+<file path=word/numbering.xml><?xml version="1.0" encoding="utf-8"?>
+<w:numbering xmlns:wpc="http://schemas.microsoft.com/office/word/2010/wordprocessingCanvas" xmlns:cx="http://schemas.microsoft.com/office/drawing/2014/chartex" xmlns:cx1="http://schemas.microsoft.com/office/drawing/2015/9/8/chartex" xmlns:cx2="http://schemas.microsoft.com/office/drawing/2015/10/21/chartex" xmlns:cx3="http://schemas.microsoft.com/office/drawing/2016/5/9/chartex" xmlns:cx4="http://schemas.microsoft.com/office/drawing/2016/5/10/chartex" xmlns:cx5="http://schemas.microsoft.com/office/drawing/2016/5/11/chartex" xmlns:cx6="http://schemas.microsoft.com/office/drawing/2016/5/12/chartex" xmlns:cx7="http://schemas.microsoft.com/office/drawing/2016/5/13/chartex" xmlns:cx8="http://schemas.microsoft.com/office/drawing/2016/5/14/chartex" xmlns:mc="http://schemas.openxmlformats.org/markup-compatibility/2006" xmlns:aink="http://schemas.microsoft.com/office/drawing/2016/ink" xmlns:am3d="http://schemas.microsoft.com/office/drawing/2017/model3d" xmlns:o="urn:schemas-microsoft-com:office:office" xmlns:oel="http://schemas.microsoft.com/office/2019/extlst" xmlns:r="http://schemas.openxmlformats.org/officeDocument/2006/relationships" xmlns:m="http://schemas.openxmlformats.org/officeDocument/2006/math" xmlns:v="urn:schemas-microsoft-com:vml" xmlns:wp14="http://schemas.microsoft.com/office/word/2010/wordprocessingDrawing" xmlns:wp="http://schemas.openxmlformats.org/drawingml/2006/wordprocessingDrawing" xmlns:w10="urn:schemas-microsoft-com:office:word" xmlns:w="http://schemas.openxmlformats.org/wordprocessingml/2006/main" xmlns:w14="http://schemas.microsoft.com/office/word/2010/wordml" xmlns:w15="http://schemas.microsoft.com/office/word/2012/wordml" xmlns:w16cex="http://schemas.microsoft.com/office/word/2018/wordml/cex" xmlns:w16cid="http://schemas.microsoft.com/office/word/2016/wordml/cid" xmlns:w16="http://schemas.microsoft.com/office/word/2018/wordml" xmlns:w16du="http://schemas.microsoft.com/office/word/2023/wordml/word16du" xmlns:w16sdtdh="http://schemas.microsoft.com/office/word/2020/wordml/sdtdatahash" xmlns:w16sdtfl="http://schemas.microsoft.com/office/word/2024/wordml/sdtformatlock" xmlns:w16se="http://schemas.microsoft.com/office/word/2015/wordml/symex" xmlns:wpg="http://schemas.microsoft.com/office/word/2010/wordprocessingGroup" xmlns:wpi="http://schemas.microsoft.com/office/word/2010/wordprocessingInk" xmlns:wne="http://schemas.microsoft.com/office/word/2006/wordml" xmlns:wps="http://schemas.microsoft.com/office/word/2010/wordprocessingShape" mc:Ignorable="w14 w15 w16se w16cid w16 w16cex w16sdtdh w16sdtfl w16du wp14">
+  <w:abstractNum w:abstractNumId="0" w15:restartNumberingAfterBreak="0">
+    <w:nsid w:val="7CD9543F"/>
+    <w:multiLevelType w:val="hybridMultilevel"/>
+    <w:tmpl w:val="19E86034"/>
+    <w:lvl w:ilvl="0" w:tplc="04090001">
+      <w:start w:val="1"/>
+      <w:numFmt w:val="bullet"/>
+      <w:lvlText w:val=""/>
+      <w:lvlJc w:val="left"/>
+      <w:pPr>
+        <w:ind w:left="720" w:hanging="360"/>
+      </w:pPr>
+      <w:rPr>
+        <w:rFonts w:ascii="Symbol" w:hAnsi="Symbol" w:hint="default"/>
+      </w:rPr>
+    </w:lvl>
+    <w:lvl w:ilvl="1" w:tplc="04090003" w:tentative="1">
+      <w:start w:val="1"/>
+      <w:numFmt w:val="bullet"/>
+      <w:lvlText w:val="o"/>
+      <w:lvlJc w:val="left"/>
+      <w:pPr>
+        <w:ind w:left="1440" w:hanging="360"/>
+      </w:pPr>
+      <w:rPr>
+        <w:rFonts w:ascii="Courier New" w:hAnsi="Courier New" w:cs="Courier New" w:hint="default"/>
+      </w:rPr>
+    </w:lvl>
+    <w:lvl w:ilvl="2" w:tplc="04090005" w:tentative="1">
+      <w:start w:val="1"/>
+      <w:numFmt w:val="bullet"/>
+      <w:lvlText w:val=""/>
+      <w:lvlJc w:val="left"/>
+      <w:pPr>
+        <w:ind w:left="2160" w:hanging="360"/>
+      </w:pPr>
+      <w:rPr>
+        <w:rFonts w:ascii="Wingdings" w:hAnsi="Wingdings" w:hint="default"/>
+      </w:rPr>
+    </w:lvl>
+    <w:lvl w:ilvl="3" w:tplc="04090001" w:tentative="1">
+      <w:start w:val="1"/>
+      <w:numFmt w:val="bullet"/>
+      <w:lvlText w:val=""/>
+      <w:lvlJc w:val="left"/>
+      <w:pPr>
+        <w:ind w:left="2880" w:hanging="360"/>
+      </w:pPr>
+      <w:rPr>
+        <w:rFonts w:ascii="Symbol" w:hAnsi="Symbol" w:hint="default"/>
+      </w:rPr>
+    </w:lvl>
+    <w:lvl w:ilvl="4" w:tplc="04090003" w:tentative="1">
+      <w:start w:val="1"/>
+      <w:numFmt w:val="bullet"/>
+      <w:lvlText w:val="o"/>
+      <w:lvlJc w:val="left"/>
+      <w:pPr>
+        <w:ind w:left="3600" w:hanging="360"/>
+      </w:pPr>
+      <w:rPr>
+        <w:rFonts w:ascii="Courier New" w:hAnsi="Courier New" w:cs="Courier New" w:hint="default"/>
+      </w:rPr>
+    </w:lvl>
+    <w:lvl w:ilvl="5" w:tplc="04090005" w:tentative="1">
+      <w:start w:val="1"/>
+      <w:numFmt w:val="bullet"/>
+      <w:lvlText w:val=""/>
+      <w:lvlJc w:val="left"/>
+      <w:pPr>
+        <w:ind w:left="4320" w:hanging="360"/>
+      </w:pPr>
+      <w:rPr>
+        <w:rFonts w:ascii="Wingdings" w:hAnsi="Wingdings" w:hint="default"/>
+      </w:rPr>
+    </w:lvl>
+    <w:lvl w:ilvl="6" w:tplc="04090001" w:tentative="1">
+      <w:start w:val="1"/>
+      <w:numFmt w:val="bullet"/>
+      <w:lvlText w:val=""/>
+      <w:lvlJc w:val="left"/>
+      <w:pPr>
+        <w:ind w:left="5040" w:hanging="360"/>
+      </w:pPr>
+      <w:rPr>
+        <w:rFonts w:ascii="Symbol" w:hAnsi="Symbol" w:hint="default"/>
+      </w:rPr>
+    </w:lvl>
+    <w:lvl w:ilvl="7" w:tplc="04090003" w:tentative="1">
+      <w:start w:val="1"/>
+      <w:numFmt w:val="bullet"/>
+      <w:lvlText w:val="o"/>
+      <w:lvlJc w:val="left"/>
+      <w:pPr>
+        <w:ind w:left="5760" w:hanging="360"/>
+      </w:pPr>
+      <w:rPr>
+        <w:rFonts w:ascii="Courier New" w:hAnsi="Courier New" w:cs="Courier New" w:hint="default"/>
+      </w:rPr>
+    </w:lvl>
+    <w:lvl w:ilvl="8" w:tplc="04090005" w:tentative="1">
+      <w:start w:val="1"/>
+      <w:numFmt w:val="bullet"/>
+      <w:lvlText w:val=""/>
+      <w:lvlJc w:val="left"/>
+      <w:pPr>
+        <w:ind w:left="6480" w:hanging="360"/>
+      </w:pPr>
+      <w:rPr>
+        <w:rFonts w:ascii="Wingdings" w:hAnsi="Wingdings" w:hint="default"/>
+      </w:rPr>
+    </w:lvl>
+  </w:abstractNum>
+  <w:num w:numId="1" w16cid:durableId="820388592">
+    <w:abstractNumId w:val="0"/>
+  </w:num>
+</w:numbering>
+</file>
+
+<file path=word/people.xml><?xml version="1.0" encoding="utf-8"?>
+<w15:people xmlns:wpc="http://schemas.microsoft.com/office/word/2010/wordprocessingCanvas" xmlns:cx="http://schemas.microsoft.com/office/drawing/2014/chartex" xmlns:cx1="http://schemas.microsoft.com/office/drawing/2015/9/8/chartex" xmlns:cx2="http://schemas.microsoft.com/office/drawing/2015/10/21/chartex" xmlns:cx3="http://schemas.microsoft.com/office/drawing/2016/5/9/chartex" xmlns:cx4="http://schemas.microsoft.com/office/drawing/2016/5/10/chartex" xmlns:cx5="http://schemas.microsoft.com/office/drawing/2016/5/11/chartex" xmlns:cx6="http://schemas.microsoft.com/office/drawing/2016/5/12/chartex" xmlns:cx7="http://schemas.microsoft.com/office/drawing/2016/5/13/chartex" xmlns:cx8="http://schemas.microsoft.com/office/drawing/2016/5/14/chartex" xmlns:mc="http://schemas.openxmlformats.org/markup-compatibility/2006" xmlns:aink="http://schemas.microsoft.com/office/drawing/2016/ink" xmlns:am3d="http://schemas.microsoft.com/office/drawing/2017/model3d" xmlns:o="urn:schemas-microsoft-com:office:office" xmlns:oel="http://schemas.microsoft.com/office/2019/extlst" xmlns:r="http://schemas.openxmlformats.org/officeDocument/2006/relationships" xmlns:m="http://schemas.openxmlformats.org/officeDocument/2006/math" xmlns:v="urn:schemas-microsoft-com:vml" xmlns:wp14="http://schemas.microsoft.com/office/word/2010/wordprocessingDrawing" xmlns:wp="http://schemas.openxmlformats.org/drawingml/2006/wordprocessingDrawing" xmlns:w10="urn:schemas-microsoft-com:office:word" xmlns:w="http://schemas.openxmlformats.org/wordprocessingml/2006/main" xmlns:w14="http://schemas.microsoft.com/office/word/2010/wordml" xmlns:w15="http://schemas.microsoft.com/office/word/2012/wordml" xmlns:w16cex="http://schemas.microsoft.com/office/word/2018/wordml/cex" xmlns:w16cid="http://schemas.microsoft.com/office/word/2016/wordml/cid" xmlns:w16="http://schemas.microsoft.com/office/word/2018/wordml" xmlns:w16du="http://schemas.microsoft.com/office/word/2023/wordml/word16du" xmlns:w16sdtdh="http://schemas.microsoft.com/office/word/2020/wordml/sdtdatahash" xmlns:w16sdtfl="http://schemas.microsoft.com/office/word/2024/wordml/sdtformatlock" xmlns:w16se="http://schemas.microsoft.com/office/word/2015/wordml/symex" xmlns:wpg="http://schemas.microsoft.com/office/word/2010/wordprocessingGroup" xmlns:wpi="http://schemas.microsoft.com/office/word/2010/wordprocessingInk" xmlns:wne="http://schemas.microsoft.com/office/word/2006/wordml" xmlns:wps="http://schemas.microsoft.com/office/word/2010/wordprocessingShape" mc:Ignorable="w14 w15 w16se w16cid w16 w16cex w16sdtdh w16sdtfl w16du wp14">
+  <w15:person w15:author="Wang, Nan">
+    <w15:presenceInfo w15:providerId="AD" w15:userId="S::nwang40@ur.rochester.edu::f37b45cd-9421-41c1-851d-53d49a5d5be7"/>
+  </w15:person>
+</w15:people>
 </file>
 
 <file path=word/styles.xml><?xml version="1.0" encoding="utf-8"?>
@@ -2743,6 +2661,74 @@
       <w:iCs/>
     </w:rPr>
   </w:style>
+  <w:style w:type="character" w:styleId="CommentReference">
+    <w:name w:val="annotation reference"/>
+    <w:basedOn w:val="DefaultParagraphFont"/>
+    <w:uiPriority w:val="99"/>
+    <w:semiHidden/>
+    <w:unhideWhenUsed/>
+    <w:rsid w:val="00715C39"/>
+    <w:rPr>
+      <w:sz w:val="16"/>
+      <w:szCs w:val="16"/>
+    </w:rPr>
+  </w:style>
+  <w:style w:type="paragraph" w:styleId="CommentText">
+    <w:name w:val="annotation text"/>
+    <w:basedOn w:val="Normal"/>
+    <w:link w:val="CommentTextChar"/>
+    <w:uiPriority w:val="99"/>
+    <w:semiHidden/>
+    <w:unhideWhenUsed/>
+    <w:rsid w:val="00715C39"/>
+    <w:pPr>
+      <w:spacing w:line="240" w:lineRule="auto"/>
+    </w:pPr>
+    <w:rPr>
+      <w:sz w:val="20"/>
+      <w:szCs w:val="20"/>
+    </w:rPr>
+  </w:style>
+  <w:style w:type="character" w:customStyle="1" w:styleId="CommentTextChar">
+    <w:name w:val="Comment Text Char"/>
+    <w:basedOn w:val="DefaultParagraphFont"/>
+    <w:link w:val="CommentText"/>
+    <w:uiPriority w:val="99"/>
+    <w:semiHidden/>
+    <w:rsid w:val="00715C39"/>
+    <w:rPr>
+      <w:sz w:val="20"/>
+      <w:szCs w:val="20"/>
+    </w:rPr>
+  </w:style>
+  <w:style w:type="paragraph" w:styleId="CommentSubject">
+    <w:name w:val="annotation subject"/>
+    <w:basedOn w:val="CommentText"/>
+    <w:next w:val="CommentText"/>
+    <w:link w:val="CommentSubjectChar"/>
+    <w:uiPriority w:val="99"/>
+    <w:semiHidden/>
+    <w:unhideWhenUsed/>
+    <w:rsid w:val="00715C39"/>
+    <w:rPr>
+      <w:b/>
+      <w:bCs/>
+    </w:rPr>
+  </w:style>
+  <w:style w:type="character" w:customStyle="1" w:styleId="CommentSubjectChar">
+    <w:name w:val="Comment Subject Char"/>
+    <w:basedOn w:val="CommentTextChar"/>
+    <w:link w:val="CommentSubject"/>
+    <w:uiPriority w:val="99"/>
+    <w:semiHidden/>
+    <w:rsid w:val="00715C39"/>
+    <w:rPr>
+      <w:b/>
+      <w:bCs/>
+      <w:sz w:val="20"/>
+      <w:szCs w:val="20"/>
+    </w:rPr>
+  </w:style>
 </w:styles>
 </file>
 
